--- a/cblm-builder/templates/30_key_facts.docx
+++ b/cblm-builder/templates/30_key_facts.docx
@@ -126,23 +126,6 @@
           <w:rFonts w:ascii="Bookman Old Style" w:hAnsi="Bookman Old Style"/>
         </w:rPr>
         <w:t>Key_Facts}}</w:t>
-      </w:r>
-    </w:p>
-    <w:p>
-      <w:pPr>
-        <w:rPr>
-          <w:rFonts w:ascii="Bookman Old Style" w:hAnsi="Bookman Old Style"/>
-          <w:b/>
-          <w:bCs/>
-        </w:rPr>
-      </w:pPr>
-      <w:r>
-        <w:rPr>
-          <w:rFonts w:ascii="Bookman Old Style" w:hAnsi="Bookman Old Style"/>
-          <w:b/>
-          <w:bCs/>
-        </w:rPr>
-        <w:br w:type="page"/>
       </w:r>
     </w:p>
     <w:p>
